--- a/mtn/momo.docx
+++ b/mtn/momo.docx
@@ -1708,8 +1708,7 @@
     <w:p>
       <w:pPr>
         <w:keepNext/>
-        <w:pageBreakBefore/>
-        <w:spacing w:before="0" w:after="120" w:line="264" w:lineRule="auto"/>
+        <w:spacing w:before="280" w:after="120" w:line="264" w:lineRule="auto"/>
       </w:pPr>
       <w:r>
         <w:rPr>
@@ -5674,19 +5673,8 @@
     </w:p>
     <w:p>
       <w:pPr>
-        <w:spacing w:before="0" w:after="40" w:line="264" w:lineRule="auto"/>
-        <w:ind w:left="255" w:hanging="198"/>
+        <w:spacing w:before="0" w:after="80" w:line="264" w:lineRule="auto"/>
       </w:pPr>
-      <w:r>
-        <w:rPr>
-          <w:rFonts w:ascii="Arial" w:hAnsi="Arial"/>
-          <w:b w:val="0"/>
-          <w:i w:val="0"/>
-          <w:color w:val="4FB58B"/>
-          <w:sz w:val="15"/>
-        </w:rPr>
-        <w:t xml:space="preserve">■  </w:t>
-      </w:r>
       <w:r>
         <w:rPr>
           <w:rFonts w:ascii="Arial" w:hAnsi="Arial"/>
@@ -5695,59 +5683,7 @@
           <w:color w:val="1A1A1A"/>
           <w:sz w:val="20"/>
         </w:rPr>
-        <w:t>Tableau par marché et par ambassadeur : inscrits, actifs, paiements reçus.</w:t>
-      </w:r>
-    </w:p>
-    <w:p>
-      <w:pPr>
-        <w:spacing w:before="0" w:after="40" w:line="264" w:lineRule="auto"/>
-        <w:ind w:left="255" w:hanging="198"/>
-      </w:pPr>
-      <w:r>
-        <w:rPr>
-          <w:rFonts w:ascii="Arial" w:hAnsi="Arial"/>
-          <w:b w:val="0"/>
-          <w:i w:val="0"/>
-          <w:color w:val="4FB58B"/>
-          <w:sz w:val="15"/>
-        </w:rPr>
-        <w:t xml:space="preserve">■  </w:t>
-      </w:r>
-      <w:r>
-        <w:rPr>
-          <w:rFonts w:ascii="Arial" w:hAnsi="Arial"/>
-          <w:b w:val="0"/>
-          <w:i w:val="0"/>
-          <w:color w:val="1A1A1A"/>
-          <w:sz w:val="20"/>
-        </w:rPr>
-        <w:t>Visite de contrôle : l’autocollant est-il visible ? le commerçant sait-il encaisser ?</w:t>
-      </w:r>
-    </w:p>
-    <w:p>
-      <w:pPr>
-        <w:spacing w:before="0" w:after="40" w:line="264" w:lineRule="auto"/>
-        <w:ind w:left="255" w:hanging="198"/>
-      </w:pPr>
-      <w:r>
-        <w:rPr>
-          <w:rFonts w:ascii="Arial" w:hAnsi="Arial"/>
-          <w:b w:val="0"/>
-          <w:i w:val="0"/>
-          <w:color w:val="4FB58B"/>
-          <w:sz w:val="15"/>
-        </w:rPr>
-        <w:t xml:space="preserve">■  </w:t>
-      </w:r>
-      <w:r>
-        <w:rPr>
-          <w:rFonts w:ascii="Arial" w:hAnsi="Arial"/>
-          <w:b w:val="0"/>
-          <w:i w:val="0"/>
-          <w:color w:val="1A1A1A"/>
-          <w:sz w:val="20"/>
-        </w:rPr>
-        <w:t>Remontée des freins des commerçants, traités dans la semaine.</w:t>
+        <w:t>Un tableau par marché et par ambassadeur (inscrits, actifs, paiements reçus), une visite de contrôle des étals, et les freins remontés par les commerçants traités dans la semaine.</w:t>
       </w:r>
     </w:p>
     <w:p>
@@ -6138,19 +6074,8 @@
     </w:p>
     <w:p>
       <w:pPr>
-        <w:spacing w:before="0" w:after="40" w:line="264" w:lineRule="auto"/>
-        <w:ind w:left="255" w:hanging="198"/>
+        <w:spacing w:before="0" w:after="0" w:line="264" w:lineRule="auto"/>
       </w:pPr>
-      <w:r>
-        <w:rPr>
-          <w:rFonts w:ascii="Arial" w:hAnsi="Arial"/>
-          <w:b w:val="0"/>
-          <w:i w:val="0"/>
-          <w:color w:val="4FB58B"/>
-          <w:sz w:val="15"/>
-        </w:rPr>
-        <w:t xml:space="preserve">■  </w:t>
-      </w:r>
       <w:r>
         <w:rPr>
           <w:rFonts w:ascii="Arial" w:hAnsi="Arial"/>
@@ -6159,59 +6084,7 @@
           <w:color w:val="1A1A1A"/>
           <w:sz w:val="20"/>
         </w:rPr>
-        <w:t>Valider l’offre commerçant et le parcours d’inscription.</w:t>
-      </w:r>
-    </w:p>
-    <w:p>
-      <w:pPr>
-        <w:spacing w:before="0" w:after="40" w:line="264" w:lineRule="auto"/>
-        <w:ind w:left="255" w:hanging="198"/>
-      </w:pPr>
-      <w:r>
-        <w:rPr>
-          <w:rFonts w:ascii="Arial" w:hAnsi="Arial"/>
-          <w:b w:val="0"/>
-          <w:i w:val="0"/>
-          <w:color w:val="4FB58B"/>
-          <w:sz w:val="15"/>
-        </w:rPr>
-        <w:t xml:space="preserve">■  </w:t>
-      </w:r>
-      <w:r>
-        <w:rPr>
-          <w:rFonts w:ascii="Arial" w:hAnsi="Arial"/>
-          <w:b w:val="0"/>
-          <w:i w:val="0"/>
-          <w:color w:val="1A1A1A"/>
-          <w:sz w:val="20"/>
-        </w:rPr>
-        <w:t>Choisir les deux marchés pilotes.</w:t>
-      </w:r>
-    </w:p>
-    <w:p>
-      <w:pPr>
-        <w:spacing w:before="0" w:after="40" w:line="264" w:lineRule="auto"/>
-        <w:ind w:left="255" w:hanging="198"/>
-      </w:pPr>
-      <w:r>
-        <w:rPr>
-          <w:rFonts w:ascii="Arial" w:hAnsi="Arial"/>
-          <w:b w:val="0"/>
-          <w:i w:val="0"/>
-          <w:color w:val="4FB58B"/>
-          <w:sz w:val="15"/>
-        </w:rPr>
-        <w:t xml:space="preserve">■  </w:t>
-      </w:r>
-      <w:r>
-        <w:rPr>
-          <w:rFonts w:ascii="Arial" w:hAnsi="Arial"/>
-          <w:b w:val="0"/>
-          <w:i w:val="0"/>
-          <w:color w:val="1A1A1A"/>
-          <w:sz w:val="20"/>
-        </w:rPr>
-        <w:t>Lancer la production du kit et le recrutement des ambassadeurs.</w:t>
+        <w:t>Valider l’offre commerçant et le parcours d’inscription, choisir les deux marchés pilotes, puis lancer la production du kit et le recrutement des ambassadeurs.</w:t>
       </w:r>
     </w:p>
     <w:sectPr>
